--- a/Study/Guides/Personal_Operating_Workbook.docx
+++ b/Study/Guides/Personal_Operating_Workbook.docx
@@ -12229,20 +12229,7 @@
         <w:spacing w:after="55" w:line="264"/>
       </w:pPr>
       <w:r>
-        <w:rPr>
-          <w:b/>
-          <w:bCs/>
-          <w:sz w:val="21"/>
-          <w:szCs w:val="21"/>
-        </w:rPr>
-        <w:t xml:space="preserve">Interview them back: </w:t>
-      </w:r>
-      <w:r>
-        <w:rPr>
-          <w:sz w:val="21"/>
-          <w:szCs w:val="21"/>
-        </w:rPr>
-        <w:t xml:space="preserve">ask about management style, autonomy, and how decisions and changes are explained.</w:t>
+        <w:t>Interview them back: ask about management style, autonomy, and how decisions and changes are explained. Builder cue for repeatability signals: Story 3 (auditable process), 5 (documented channel), or 20 (request-to-release).</w:t>
       </w:r>
     </w:p>
     <w:p>
@@ -12255,20 +12242,7 @@
         <w:spacing w:after="55" w:line="264"/>
       </w:pPr>
       <w:r>
-        <w:rPr>
-          <w:b/>
-          <w:bCs/>
-          <w:sz w:val="21"/>
-          <w:szCs w:val="21"/>
-        </w:rPr>
-        <w:t xml:space="preserve">Morning of: </w:t>
-      </w:r>
-      <w:r>
-        <w:rPr>
-          <w:sz w:val="21"/>
-          <w:szCs w:val="21"/>
-        </w:rPr>
-        <w:t xml:space="preserve">run the 10-Minute Pre-Interview Checklist, rehearse only the 30-second anchor, breathe, read your Evidence Log, and expect the pre-performance spike (it means it is working).</w:t>
+        <w:t>Morning of: run the 10-Minute Pre-Interview Checklist, rehearse only the 30-second anchor, breathe, read your Evidence Log, and expect the pre-performance spike. CS boundary: no quota, NRR/GRR attainment, or closed expansion dollars; use at-risk recovery, QBRs/executive reviews, and expansion discovery.</w:t>
       </w:r>
     </w:p>
     <w:p>
